--- a/translations/phrases-all-2026-09-29.docx
+++ b/translations/phrases-all-2026-09-29.docx
@@ -24800,7 +24800,7 @@
         <w:rPr>
           <w:sz w:val="22"/>
         </w:rPr>
-        <w:t xml:space="preserve">[2236] You deliver one occupational qualification as one learning programme. This is Curiosa's shape.</w:t>
+        <w:t xml:space="preserve">[2236] You deliver one occupational qualification as one learning programme.</w:t>
       </w:r>
     </w:p>
     <w:p>
